--- a/testakten/kuendigungsschutzklage-weber-techlogix/mandantennotiz_erstgespraech_06-05-2026.docx
+++ b/testakten/kuendigungsschutzklage-weber-techlogix/mandantennotiz_erstgespraech_06-05-2026.docx
@@ -22,7 +22,7 @@
           <w:b/>
           <w:i/>
         </w:rPr>
-        <w:t>VERTRAULICH — § 43a BRAO / Anwaltsgeheimnis</w:t>
+        <w:t>VERTRAULICH — Paragraf 43a BRAO / Anwaltsgeheimnis</w:t>
       </w:r>
     </w:p>
     <w:p>
@@ -375,7 +375,7 @@
         <w:jc w:val="left"/>
       </w:pPr>
       <w:r>
-        <w:t>Das zuletzt vereinbarte Bruttogehalt beträgt EUR 4.850,00 monatlich (Gehaltsabrechnung April 2026 liegt vor). Ursprünglich war im Vertrag vom 15. Februar 2018 ein Gehalt von EUR 3.800,00 festgehalten; seither erfolgten mehrere Gehaltserhöhungen, die jedoch nicht schriftlich in den Arbeitsvertrag aufgenommen wurden. Der Arbeitsvertrag enthält eine doppelte Schriftformklausel (§ 10); die Wirksamkeit formloser Gehaltserhöhungen ist daher zu prüfen.</w:t>
+        <w:t>Das zuletzt vereinbarte Bruttogehalt beträgt EUR 4.850,00 monatlich (Gehaltsabrechnung April 2026 liegt vor). Ursprünglich war im Vertrag vom 15. Februar 2018 ein Gehalt von EUR 3.800,00 festgehalten; seither erfolgten mehrere Gehaltserhöhungen, die jedoch nicht schriftlich in den Arbeitsvertrag aufgenommen wurden. Der Arbeitsvertrag enthält eine doppelte Schriftformklausel (Paragraf 10); die Wirksamkeit formloser Gehaltserhöhungen ist daher zu prüfen.</w:t>
       </w:r>
     </w:p>
     <w:p>
@@ -480,7 +480,7 @@
         <w:t>Beendigungsdatum laut Kündigung:</w:t>
       </w:r>
       <w:r>
-        <w:t xml:space="preserve"> 31. August 2026 (ordentliche Kündigung, Frist § 622 Abs. 2 Nr. 4 BGB: 4 Monate zum Monatsende bei einer Betriebszugehörigkeit von 8 bis 10 Jahren → zutreffend berechnet).</w:t>
+        <w:t xml:space="preserve"> 31. August 2026 (ordentliche Kündigung, Frist Paragraf 622 Absatz 2 Nr. 4 BGB: 4 Monate zum Monatsende bei einer Betriebszugehörigkeit von 8 bis 10 Jahren → zutreffend berechnet).</w:t>
       </w:r>
     </w:p>
     <w:p>
@@ -499,7 +499,7 @@
         <w:jc w:val="left"/>
       </w:pPr>
       <w:r>
-        <w:t>Ein Betriebsrat ist vorhanden (5 Mitglieder). Vorsitzender ist Torsten Hähnel. Weber hat ihn nach Erhalt der Kündigung angerufen. Hähnel sagte ihm telefonisch: "Wir haben das Anhörungsschreiben zu spät bekommen, ich hab aber nichts gemacht." Was "zu spät" konkret bedeutet, ließ Hähnel offen. Er legte keinen Widerspruch nach § 102 Abs. 3 BetrVG ein. Hähnel ist nicht bereit, Weber eine schriftliche Bestätigung zu geben — nur informell telefonisch.</w:t>
+        <w:t>Ein Betriebsrat ist vorhanden (5 Mitglieder). Vorsitzender ist Torsten Hähnel. Weber hat ihn nach Erhalt der Kündigung angerufen. Hähnel sagte ihm telefonisch: "Wir haben das Anhörungsschreiben zu spät bekommen, ich hab aber nichts gemacht." Was "zu spät" konkret bedeutet, ließ Hähnel offen. Er legte keinen Widerspruch nach Paragraf 102 Absatz 3 BetrVG ein. Hähnel ist nicht bereit, Weber eine schriftliche Bestätigung zu geben — nur informell telefonisch.</w:t>
       </w:r>
     </w:p>
     <w:p>
@@ -507,7 +507,7 @@
         <w:jc w:val="left"/>
       </w:pPr>
       <w:r>
-        <w:t>Weber hat ein offenbar unvollständiges Exemplar des Anhörungsschreibens der AG an den BR, das ihm Hähnel per Foto übermittelt hat. Das Schreiben weist kein Datum auf, und Seite 2 fehlt offenkundig (die Seite mit den Angaben zur Sozialauswahl und den Vergleichspersonen).</w:t>
+        <w:t>Weber hat das Anhörungsschreiben der Arbeitgeberin an den Betriebsrat als Foto von Hähnel erhalten. Das Schreiben trägt zwar nun den nachgetragenen Eingangsstempel 28.04.2026, enthält aber nur pauschale Angaben zur Sozialauswahl und keine belastbare Punktetabelle zu Vergleichspersonen.</w:t>
       </w:r>
     </w:p>
     <w:p>
@@ -526,7 +526,7 @@
         <w:pStyle w:val="ListBullet"/>
       </w:pPr>
       <w:r>
-        <w:t>Datum fehlt → Fristbeginn § 102 Abs. 2 BetrVG nicht feststellbar</w:t>
+        <w:t>Eingang erst am Kündigungstag -&gt; Fristbeginn nach Paragraf 102 Absatz 2 BetrVG und Vollständigkeit der Unterrichtung gesondert prüfen</w:t>
       </w:r>
     </w:p>
     <w:p>
@@ -534,7 +534,7 @@
         <w:pStyle w:val="ListBullet"/>
       </w:pPr>
       <w:r>
-        <w:t>Seite 2 fehlt → Sozialauswahl-Angaben unklar</w:t>
+        <w:t>Sozialauswahl nur pauschal begründet: Vergleichsdaten, Unterhaltspflichten und Punktelogik fehlen.</w:t>
       </w:r>
     </w:p>
     <w:p>
@@ -542,7 +542,7 @@
         <w:pStyle w:val="ListBullet"/>
       </w:pPr>
       <w:r>
-        <w:t>Kein Widerspruch eingelegt → § 102 Abs. 4 BetrVG kommt nicht direkt zugute, aber Unwirksamkeit der Kündigung nach § 102 Abs. 1 S. 3 BetrVG bei fehlendem oder unvollständigem Schreiben?</w:t>
+        <w:t>Kein Widerspruch eingelegt → Paragraf 102 Absatz 4 BetrVG kommt nicht direkt zugute, aber Unwirksamkeit der Kündigung nach Paragraf 102 Absatz 1 Satz 3 BetrVG bei fehlendem oder unvollständigem Schreiben?</w:t>
       </w:r>
     </w:p>
     <w:p>
@@ -934,7 +934,7 @@
         <w:jc w:val="left"/>
       </w:pPr>
       <w:r>
-        <w:t>Nach dem Punkteschema des § 1 Abs. 3 KSchG (vgl. Rohtabelle) ergibt sich: Grunewald (2 Punkte) wäre vor Weber (15 Punkte) und Sonnleitner (13 Punkte) zu entlassen gewesen. Die Kündigung Webers bei Weiterbeschäftigung Grunewalds ist daher sozialwidrig, sofern die Vergleichbarkeit der Tätigkeiten belegt werden kann.</w:t>
+        <w:t>Nach dem Punkteschema des Paragraf 1 Absatz 3 KSchG (vgl. Rohtabelle) ergibt sich: Grunewald (2 Punkte) wäre vor Weber (15 Punkte) und Sonnleitner (13 Punkte) zu entlassen gewesen. Die Kündigung Webers bei Weiterbeschäftigung Grunewalds ist daher sozialwidrig, sofern die Vergleichbarkeit der Tätigkeiten belegt werden kann.</w:t>
       </w:r>
     </w:p>
     <w:p>
@@ -948,7 +948,7 @@
         <w:t>Achtung:</w:t>
       </w:r>
       <w:r>
-        <w:t xml:space="preserve"> GdB 30 bei Sonnleitner begründet keinen Sonderkündigungsschutz nach § 168 SGB IX (der gilt erst ab GdB 50), kann aber als Auswahlpunkt zu ihren Gunsten in die Sozialauswahl einfließen — BAG-Rechtsprechung dazu ist uneinheitlich (BAG 18.03.2010 – 2 AZR 468/08: tendenziell nein, wenn kein Ausweis beantragt).</w:t>
+        <w:t xml:space="preserve"> GdB 30 bei Sonnleitner begründet keinen Sonderkündigungsschutz nach Paragraf 168 SGB IX (der gilt erst ab GdB 50), kann aber als Auswahlpunkt zu ihren Gunsten in die Sozialauswahl einfließen — BAG-Rechtsprechung dazu ist uneinheitlich (BAG 18.03.2010 – 2 AZR 468/08: tendenziell nein, wenn kein Ausweis beantragt).</w:t>
       </w:r>
     </w:p>
     <w:p>
@@ -1090,7 +1090,7 @@
                 <w:b/>
                 <w:sz w:val="20"/>
               </w:rPr>
-              <w:t>§ 4 KSchG Frist</w:t>
+              <w:t>Paragraf 4 KSchG Frist</w:t>
             </w:r>
           </w:p>
         </w:tc>
@@ -1166,7 +1166,7 @@
                 <w:rFonts w:ascii="Times New Roman" w:hAnsi="Times New Roman"/>
                 <w:sz w:val="20"/>
               </w:rPr>
-              <w:t>Erhebliche Zweifel: Datum fehlt, Seite 2 fehlt → Unwirksamkeit nach § 102 Abs. 1 S. 3 BetrVG möglich</w:t>
+              <w:t>Erhebliche Zweifel: Eingangsstempel erst am Kündigungstag, Sozialauswahl nur pauschal; Vergleichsdaten und Punktelogik fehlen -&gt; Unwirksamkeit nach Paragraf 102 Absatz 1 Satz 3 BetrVG möglich</w:t>
             </w:r>
           </w:p>
         </w:tc>
@@ -1197,7 +1197,7 @@
                 <w:rFonts w:ascii="Times New Roman" w:hAnsi="Times New Roman"/>
                 <w:sz w:val="20"/>
               </w:rPr>
-              <w:t>Grunewald hätte vorrangig entlassen werden müssen → Kündigung sozialwidrig gem. § 1 Abs. 3 KSchG</w:t>
+              <w:t>Grunewald hätte vorrangig entlassen werden müssen → Kündigung sozialwidrig gem. Paragraf 1 Absatz 3 KSchG</w:t>
             </w:r>
           </w:p>
         </w:tc>
@@ -1259,7 +1259,7 @@
                 <w:rFonts w:ascii="Times New Roman" w:hAnsi="Times New Roman"/>
                 <w:sz w:val="20"/>
               </w:rPr>
-              <w:t>Weber selbst: keiner. Sonnleitner GdB 30: kein § 168 SGB IX</w:t>
+              <w:t>Weber selbst: keiner. Sonnleitner GdB 30: kein Paragraf 168 SGB IX</w:t>
             </w:r>
           </w:p>
         </w:tc>
@@ -1352,7 +1352,7 @@
         <w:pStyle w:val="ListBullet"/>
       </w:pPr>
       <w:r>
-        <w:t>[x] Kostenbelehrung § 12a ArbGG erteilt (kein Kostenerstattungsanspruch in der 1. Instanz)</w:t>
+        <w:t>[x] Kostenbelehrung Paragraf 12a ArbGG erteilt (kein Kostenerstattungsanspruch in der 1. Instanz)</w:t>
       </w:r>
     </w:p>
     <w:p>

--- a/testakten/kuendigungsschutzklage-weber-techlogix/mandantennotiz_erstgespraech_06-05-2026.docx
+++ b/testakten/kuendigungsschutzklage-weber-techlogix/mandantennotiz_erstgespraech_06-05-2026.docx
@@ -416,7 +416,7 @@
         <w:t xml:space="preserve">Weber habe gefragt, ob das alle IT-Mitarbeiter betreffe — Antwort: "Das besprechen wir noch." Er habe nach einer Abfindung gefragt — Antwort: "Darüber reden wir zu gegebener Zeit." Das Gespräch dauerte ca. zehn Minuten. Weber hat die wesentlichen Inhalte noch am selben Abend in einer handschriftlichen Notiz festgehalten (Anlage: </w:t>
       </w:r>
       <w:r>
-        <w:t>notiz_weber_gespraech_maerz_2026.md</w:t>
+        <w:t>notiz_weber_gespräch_märz_2026.md</w:t>
       </w:r>
       <w:r>
         <w:t>). Diese Notiz ist als Beweisurkunde von erheblicher Bedeutung.</w:t>
@@ -934,7 +934,7 @@
         <w:jc w:val="left"/>
       </w:pPr>
       <w:r>
-        <w:t>Nach dem Punkteschema des Paragraf 1 Absatz 3 KSchG (vgl. Rohtabelle) ergibt sich: Grunewald (2 Punkte) wäre vor Weber (15 Punkte) und Sonnleitner (13 Punkte) zu entlassen gewesen. Die Kündigung Webers bei Weiterbeschäftigung Grunewalds ist daher sozialwidrig, sofern die Vergleichbarkeit der Tätigkeiten belegt werden kann.</w:t>
+        <w:t>Nach dem Punkteschema des Paragrafen 1 Absatz 3 KSchG (vgl. Rohtabelle) ergibt sich: Grunewald (2 Punkte) wäre vor Weber (15 Punkte) und Sonnleitner (13 Punkte) zu entlassen gewesen. Die Kündigung Webers bei Weiterbeschäftigung Grunewalds ist daher sozialwidrig, sofern die Vergleichbarkeit der Tätigkeiten belegt werden kann.</w:t>
       </w:r>
     </w:p>
     <w:p>
@@ -1152,7 +1152,7 @@
                 <w:b/>
                 <w:sz w:val="20"/>
               </w:rPr>
-              <w:t>BR-Anhörung § 102 BetrVG</w:t>
+              <w:t>BR-Anhörung Paragraf 102 BetrVG</w:t>
             </w:r>
           </w:p>
         </w:tc>
